--- a/sound-mixer/записка/Лист задания (печатается с двух сторон).docx
+++ b/sound-mixer/записка/Лист задания (печатается с двух сторон).docx
@@ -1336,7 +1336,25 @@
           <w:sz w:val="28"/>
           <w:szCs w:val="28"/>
         </w:rPr>
-        <w:t>", А1, схема алгоритма, чертеж.</w:t>
+        <w:t xml:space="preserve">", А1, схема </w:t>
+      </w:r>
+      <w:r>
+        <w:rPr>
+          <w:rFonts w:eastAsia="Times New Roman" w:cs="Times New Roman"/>
+          <w:color w:val="000000"/>
+          <w:sz w:val="28"/>
+          <w:szCs w:val="28"/>
+        </w:rPr>
+        <w:t>программы</w:t>
+      </w:r>
+      <w:r>
+        <w:rPr>
+          <w:rFonts w:eastAsia="Times New Roman" w:cs="Times New Roman"/>
+          <w:color w:val="000000"/>
+          <w:sz w:val="28"/>
+          <w:szCs w:val="28"/>
+        </w:rPr>
+        <w:t>, чертеж.</w:t>
       </w:r>
     </w:p>
     <w:p>
@@ -1441,15 +1459,7 @@
           <w:szCs w:val="28"/>
           <w:u w:val="single"/>
         </w:rPr>
-        <w:t>02</w:t>
-      </w:r>
-      <w:r>
-        <w:rPr>
-          <w:sz w:val="28"/>
-          <w:szCs w:val="28"/>
-          <w:u w:val="single"/>
-        </w:rPr>
-        <w:t>.09.2024 г.</w:t>
+        <w:t>02.09.2024 г.</w:t>
       </w:r>
       <w:r>
         <w:rPr>
@@ -1458,16 +1468,7 @@
           <w:szCs w:val="28"/>
           <w:u w:val="single" w:color="000000"/>
         </w:rPr>
-        <w:t>–––––––––––––––––––––––   </w:t>
-      </w:r>
-      <w:r>
-        <w:rPr>
-          <w:color w:val="FFFFFF"/>
-          <w:sz w:val="28"/>
-          <w:szCs w:val="28"/>
-          <w:u w:val="single" w:color="000000"/>
-        </w:rPr>
-        <w:t>__________</w:t>
+        <w:t>–––––––––––––––––––––––   __________</w:t>
       </w:r>
     </w:p>
     <w:p>
@@ -3292,28 +3293,28 @@
 </file>
 
 <file path=customXml/item1.xml><?xml version="1.0" encoding="utf-8"?>
+<b:Sources xmlns:b="http://schemas.openxmlformats.org/officeDocument/2006/bibliography" xmlns="http://schemas.openxmlformats.org/officeDocument/2006/bibliography" SelectedStyle="\APASixthEditionOfficeOnline.xsl" StyleName="APA" Version="6"/>
+</file>
+
+<file path=customXml/item2.xml><?xml version="1.0" encoding="utf-8"?>
 <go:gDocsCustomXmlDataStorage xmlns:go="http://customooxmlschemas.google.com/" xmlns:r="http://schemas.openxmlformats.org/officeDocument/2006/relationships" uri="GoogleDocsCustomDataVersion1">
   <go:docsCustomData roundtripDataSignature="AMtx7mgnY+16jvamjo3yJwjyneiE5kavzA==">AMUW2mVW+s3HMM9W9m+QpByx0Nu7x3zQMFjOg+RyHT1FaYjzNtgzxfb/UmMOkKioI/GNjVSux/XFH4KQAWx94uPP0mYqV208994QbJznIo8kCA9yZCSffLE=</go:docsCustomData>
 </go:gDocsCustomXmlDataStorage>
 </file>
 
-<file path=customXml/item2.xml><?xml version="1.0" encoding="utf-8"?>
-<b:Sources xmlns:b="http://schemas.openxmlformats.org/officeDocument/2006/bibliography" xmlns="http://schemas.openxmlformats.org/officeDocument/2006/bibliography" SelectedStyle="\APASixthEditionOfficeOnline.xsl" StyleName="APA" Version="6"/>
+<file path=customXml/itemProps1.xml><?xml version="1.0" encoding="utf-8"?>
+<ds:datastoreItem xmlns:ds="http://schemas.openxmlformats.org/officeDocument/2006/customXml" ds:itemID="{CADE62E7-2CF2-4427-A9A9-03071B9F6348}">
+  <ds:schemaRefs>
+    <ds:schemaRef ds:uri="http://schemas.openxmlformats.org/officeDocument/2006/bibliography"/>
+  </ds:schemaRefs>
+</ds:datastoreItem>
 </file>
 
-<file path=customXml/itemProps1.xml><?xml version="1.0" encoding="utf-8"?>
+<file path=customXml/itemProps2.xml><?xml version="1.0" encoding="utf-8"?>
 <ds:datastoreItem xmlns:ds="http://schemas.openxmlformats.org/officeDocument/2006/customXml" ds:itemID="{11111111-1234-1234-1234-123412341234}">
   <ds:schemaRefs>
     <ds:schemaRef ds:uri="http://customooxmlschemas.google.com/"/>
     <ds:schemaRef ds:uri="http://schemas.openxmlformats.org/officeDocument/2006/relationships"/>
   </ds:schemaRefs>
 </ds:datastoreItem>
-</file>
-
-<file path=customXml/itemProps2.xml><?xml version="1.0" encoding="utf-8"?>
-<ds:datastoreItem xmlns:ds="http://schemas.openxmlformats.org/officeDocument/2006/customXml" ds:itemID="{CADE62E7-2CF2-4427-A9A9-03071B9F6348}">
-  <ds:schemaRefs>
-    <ds:schemaRef ds:uri="http://schemas.openxmlformats.org/officeDocument/2006/bibliography"/>
-  </ds:schemaRefs>
-</ds:datastoreItem>
 </file>